--- a/2-seances/S02-premier-contact/a-envoyer/deroule-seance-2.docx
+++ b/2-seances/S02-premier-contact/a-envoyer/deroule-seance-2.docx
@@ -112,7 +112,7 @@
           <w:sz w:val="19"/>
           <w:szCs w:val="19"/>
         </w:rPr>
-        <w:t xml:space="preserve">La séance du 12 septembre s'est arrêtée après les missions de décollage. Le premier contact machine, le quiz de révision et la clôture n'ont pas pu être conduits, et la méthode de travail n'a pas été présentée. La présente séance reprend ces quatre éléments et les conduit à leur terme. Le calendrier du parcours est décalé d'une séance, sans conséquence sur son contenu : le projet informatique commence à s'écrire aujourd'hui.</w:t>
+        <w:t xml:space="preserve">La séance du 12 septembre s'est arrêtée après les missions de décollage. Le premier contact machine, le quiz de révision et la clôture n'ont pas pu être conduits, et la méthode de travail n'a pas été présentée. La présente séance reprend ces quatre éléments et y ajoute la notion du jour. Le calendrier du parcours est décalé d'une séance, sans conséquence sur son contenu.</w:t>
       </w:r>
     </w:p>
     <w:p>
@@ -457,7 +457,7 @@
                 <w:sz w:val="20"/>
                 <w:szCs w:val="20"/>
               </w:rPr>
-              <w:t xml:space="preserve">12 h 45 - 13 h</w:t>
+              <w:t xml:space="preserve">12 h 45 - 12 h 55</w:t>
             </w:r>
           </w:p>
         </w:tc>
@@ -502,7 +502,7 @@
                 <w:sz w:val="20"/>
                 <w:szCs w:val="20"/>
               </w:rPr>
-              <w:t xml:space="preserve">15 min</w:t>
+              <w:t xml:space="preserve">10 min</w:t>
             </w:r>
           </w:p>
         </w:tc>
@@ -527,7 +527,7 @@
                 <w:sz w:val="20"/>
                 <w:szCs w:val="20"/>
               </w:rPr>
-              <w:t xml:space="preserve">13 h - 13 h 10</w:t>
+              <w:t xml:space="preserve">12 h 55 - 13 h 05</w:t>
             </w:r>
           </w:p>
         </w:tc>
@@ -597,7 +597,7 @@
                 <w:sz w:val="20"/>
                 <w:szCs w:val="20"/>
               </w:rPr>
-              <w:t xml:space="preserve">13 h 10 - 13 h 45</w:t>
+              <w:t xml:space="preserve">13 h 05 - 13 h 50</w:t>
             </w:r>
           </w:p>
         </w:tc>
@@ -618,7 +618,7 @@
                 <w:sz w:val="20"/>
                 <w:szCs w:val="20"/>
               </w:rPr>
-              <w:t xml:space="preserve">Premier contact machine : mon premier programme</w:t>
+              <w:t xml:space="preserve">Premier contact machine, et le programme demande son nom au joueur</w:t>
             </w:r>
           </w:p>
         </w:tc>
@@ -642,7 +642,7 @@
                 <w:sz w:val="20"/>
                 <w:szCs w:val="20"/>
               </w:rPr>
-              <w:t xml:space="preserve">35 min</w:t>
+              <w:t xml:space="preserve">45 min</w:t>
             </w:r>
           </w:p>
         </w:tc>
@@ -667,7 +667,7 @@
                 <w:sz w:val="20"/>
                 <w:szCs w:val="20"/>
               </w:rPr>
-              <w:t xml:space="preserve">13 h 45 - 14 h</w:t>
+              <w:t xml:space="preserve">13 h 50 - 14 h</w:t>
             </w:r>
           </w:p>
         </w:tc>
@@ -688,7 +688,7 @@
                 <w:sz w:val="20"/>
                 <w:szCs w:val="20"/>
               </w:rPr>
-              <w:t xml:space="preserve">Clôture : badges, Mur de Mission, post-it</w:t>
+              <w:t xml:space="preserve">Clôture</w:t>
             </w:r>
           </w:p>
         </w:tc>
@@ -712,7 +712,7 @@
                 <w:sz w:val="20"/>
                 <w:szCs w:val="20"/>
               </w:rPr>
-              <w:t xml:space="preserve">15 min</w:t>
+              <w:t xml:space="preserve">10 min</w:t>
             </w:r>
           </w:p>
         </w:tc>
@@ -814,7 +814,7 @@
           <w:sz w:val="20"/>
           <w:szCs w:val="20"/>
         </w:rPr>
-        <w:t xml:space="preserve">Annonce du déroulé de la séance en trois phrases, avec l'objectif principal : à 13 h 10, tous les élèves sont devant une machine.</w:t>
+        <w:t xml:space="preserve">Annonce du déroulé de la séance, avec l'objectif principal : à 13 h 05, tous les élèves sont devant une machine.</w:t>
       </w:r>
     </w:p>
     <w:p>
@@ -880,25 +880,25 @@
           <w:sz w:val="20"/>
           <w:szCs w:val="20"/>
         </w:rPr>
-        <w:t xml:space="preserve">Retour collectif en une phrase sur ce qui a été observé. Les exercices ne sont pas notés et ne sont pas corrigés en séance, faute de temps.</w:t>
-      </w:r>
-    </w:p>
-    <w:p>
-      <w:pPr>
-        <w:pStyle w:val="ListParagraph"/>
-        <w:numPr>
-          <w:ilvl w:val="0"/>
-          <w:numId w:val="1"/>
-        </w:numPr>
-        <w:spacing w:after="60"/>
-      </w:pPr>
-      <w:r>
-        <w:rPr>
-          <w:rFonts w:ascii="Calibri" w:cs="Calibri" w:eastAsia="Calibri" w:hAnsi="Calibri"/>
-          <w:sz w:val="20"/>
-          <w:szCs w:val="20"/>
-        </w:rPr>
-        <w:t xml:space="preserve">Les élèves qui n'ont pas rendu ne sont pas nommés devant le groupe : le point est traité individuellement, en privé. Les exercices étaient facultatifs et la séance ne les suppose pas faits.</w:t>
+        <w:t xml:space="preserve">Retour collectif en une phrase. Les exercices ne sont pas notés et ne sont pas corrigés en séance, faute de temps.</w:t>
+      </w:r>
+    </w:p>
+    <w:p>
+      <w:pPr>
+        <w:pStyle w:val="ListParagraph"/>
+        <w:numPr>
+          <w:ilvl w:val="0"/>
+          <w:numId w:val="1"/>
+        </w:numPr>
+        <w:spacing w:after="60"/>
+      </w:pPr>
+      <w:r>
+        <w:rPr>
+          <w:rFonts w:ascii="Calibri" w:cs="Calibri" w:eastAsia="Calibri" w:hAnsi="Calibri"/>
+          <w:sz w:val="20"/>
+          <w:szCs w:val="20"/>
+        </w:rPr>
+        <w:t xml:space="preserve">Les élèves qui n'ont pas rendu ne sont pas nommés devant le groupe : le point est traité individuellement. Les exercices étaient facultatifs et la séance ne les suppose pas faits.</w:t>
       </w:r>
     </w:p>
     <w:p>
@@ -1018,7 +1018,7 @@
           <w:sz w:val="22"/>
           <w:szCs w:val="22"/>
         </w:rPr>
-        <w:t xml:space="preserve">12 h 45 - 13 h   </w:t>
+        <w:t xml:space="preserve">12 h 45 - 12 h 55   </w:t>
       </w:r>
       <w:r>
         <w:rPr>
@@ -1064,34 +1064,6 @@
           <w:sz w:val="20"/>
           <w:szCs w:val="20"/>
         </w:rPr>
-        <w:t xml:space="preserve">Le travail en binôme  </w:t>
-      </w:r>
-      <w:r>
-        <w:rPr>
-          <w:rFonts w:ascii="Calibri" w:cs="Calibri" w:eastAsia="Calibri" w:hAnsi="Calibri"/>
-          <w:sz w:val="20"/>
-          <w:szCs w:val="20"/>
-        </w:rPr>
-        <w:t xml:space="preserve">  : un pilote, seul à utiliser le clavier, et un copilote, chargé de la consigne et de la relecture. Les rôles sont échangés toutes les dix minutes. Les binômes sont composés par les enseignants à partir des observations de la séance 1.</w:t>
-      </w:r>
-    </w:p>
-    <w:p>
-      <w:pPr>
-        <w:pStyle w:val="ListParagraph"/>
-        <w:numPr>
-          <w:ilvl w:val="0"/>
-          <w:numId w:val="1"/>
-        </w:numPr>
-        <w:spacing w:after="60"/>
-      </w:pPr>
-      <w:r>
-        <w:rPr>
-          <w:rFonts w:ascii="Calibri" w:cs="Calibri" w:eastAsia="Calibri" w:hAnsi="Calibri"/>
-          <w:b/>
-          <w:bCs/>
-          <w:sz w:val="20"/>
-          <w:szCs w:val="20"/>
-        </w:rPr>
         <w:t xml:space="preserve">Les trois niveaux de travail  </w:t>
       </w:r>
       <w:r>
@@ -1176,7 +1148,7 @@
           <w:sz w:val="22"/>
           <w:szCs w:val="22"/>
         </w:rPr>
-        <w:t xml:space="preserve">13 h - 13 h 10   </w:t>
+        <w:t xml:space="preserve">12 h 55 - 13 h 05   </w:t>
       </w:r>
       <w:r>
         <w:rPr>
@@ -1224,7 +1196,7 @@
           <w:sz w:val="22"/>
           <w:szCs w:val="22"/>
         </w:rPr>
-        <w:t xml:space="preserve">13 h 10 - 13 h 45   </w:t>
+        <w:t xml:space="preserve">13 h 05 - 13 h 50   </w:t>
       </w:r>
       <w:r>
         <w:rPr>
@@ -1234,7 +1206,7 @@
           <w:sz w:val="22"/>
           <w:szCs w:val="22"/>
         </w:rPr>
-        <w:t xml:space="preserve">Premier contact machine : mon premier programme</w:t>
+        <w:t xml:space="preserve">Premier contact machine, et le programme demande son nom au joueur</w:t>
       </w:r>
     </w:p>
     <w:p>
@@ -1250,27 +1222,27 @@
           <w:sz w:val="19"/>
           <w:szCs w:val="19"/>
         </w:rPr>
-        <w:t xml:space="preserve">Bloc principal de la séance. Il n'avait pas pu être conduit en séance 1.</w:t>
-      </w:r>
-    </w:p>
-    <w:p>
-      <w:pPr>
-        <w:pStyle w:val="ListParagraph"/>
-        <w:numPr>
-          <w:ilvl w:val="0"/>
-          <w:numId w:val="1"/>
-        </w:numPr>
-        <w:spacing w:after="60"/>
-      </w:pPr>
-      <w:r>
-        <w:rPr>
-          <w:rFonts w:ascii="Calibri" w:cs="Calibri" w:eastAsia="Calibri" w:hAnsi="Calibri"/>
-          <w:b/>
-          <w:bCs/>
-          <w:sz w:val="20"/>
-          <w:szCs w:val="20"/>
-        </w:rPr>
-        <w:t xml:space="preserve">13 h 10 - 13 h 15  </w:t>
+        <w:t xml:space="preserve">Bloc principal de la séance. Le premier contact machine n'avait pas pu être conduit en séance 1 ; la notion du jour, la variable et la saisie du joueur, s'y ajoute.</w:t>
+      </w:r>
+    </w:p>
+    <w:p>
+      <w:pPr>
+        <w:pStyle w:val="ListParagraph"/>
+        <w:numPr>
+          <w:ilvl w:val="0"/>
+          <w:numId w:val="1"/>
+        </w:numPr>
+        <w:spacing w:after="60"/>
+      </w:pPr>
+      <w:r>
+        <w:rPr>
+          <w:rFonts w:ascii="Calibri" w:cs="Calibri" w:eastAsia="Calibri" w:hAnsi="Calibri"/>
+          <w:b/>
+          <w:bCs/>
+          <w:sz w:val="20"/>
+          <w:szCs w:val="20"/>
+        </w:rPr>
+        <w:t xml:space="preserve">13 h 05 - 13 h 12  </w:t>
       </w:r>
       <w:r>
         <w:rPr>
@@ -1298,63 +1270,119 @@
           <w:sz w:val="20"/>
           <w:szCs w:val="20"/>
         </w:rPr>
-        <w:t xml:space="preserve">13 h 15 - 13 h 25  </w:t>
-      </w:r>
-      <w:r>
-        <w:rPr>
-          <w:rFonts w:ascii="Calibri" w:cs="Calibri" w:eastAsia="Calibri" w:hAnsi="Calibri"/>
-          <w:sz w:val="20"/>
-          <w:szCs w:val="20"/>
-        </w:rPr>
-        <w:t xml:space="preserve">  Démonstration commentée au vidéoprojecteur : la commande print, la lecture du programme ligne par ligne, puis une erreur provoquée volontairement par l'enseignant, lue, expliquée et réparée devant la classe. Cet exercice a pour objectif d'enlever la peur de l'erreur.</w:t>
-      </w:r>
-    </w:p>
-    <w:p>
-      <w:pPr>
-        <w:pStyle w:val="ListParagraph"/>
-        <w:numPr>
-          <w:ilvl w:val="0"/>
-          <w:numId w:val="1"/>
-        </w:numPr>
-        <w:spacing w:after="60"/>
-      </w:pPr>
-      <w:r>
-        <w:rPr>
-          <w:rFonts w:ascii="Calibri" w:cs="Calibri" w:eastAsia="Calibri" w:hAnsi="Calibri"/>
-          <w:b/>
-          <w:bCs/>
-          <w:sz w:val="20"/>
-          <w:szCs w:val="20"/>
-        </w:rPr>
-        <w:t xml:space="preserve">13 h 25 - 13 h 42  </w:t>
-      </w:r>
-      <w:r>
-        <w:rPr>
-          <w:rFonts w:ascii="Calibri" w:cs="Calibri" w:eastAsia="Calibri" w:hAnsi="Calibri"/>
-          <w:sz w:val="20"/>
-          <w:szCs w:val="20"/>
-        </w:rPr>
-        <w:t xml:space="preserve">  Travail des élèves en binôme : chacun complète et exécute son propre programme, l'écran d'accueil du jeu XO, avec son prénom. Un fichier de départ déjà fonctionnel est installé sur chaque poste, de manière qu'aucun élève ne puisse rester devant un écran vide.</w:t>
-      </w:r>
-    </w:p>
-    <w:p>
-      <w:pPr>
-        <w:pStyle w:val="ListParagraph"/>
-        <w:numPr>
-          <w:ilvl w:val="0"/>
-          <w:numId w:val="1"/>
-        </w:numPr>
-        <w:spacing w:after="60"/>
-      </w:pPr>
-      <w:r>
-        <w:rPr>
-          <w:rFonts w:ascii="Calibri" w:cs="Calibri" w:eastAsia="Calibri" w:hAnsi="Calibri"/>
-          <w:b/>
-          <w:bCs/>
-          <w:sz w:val="20"/>
-          <w:szCs w:val="20"/>
-        </w:rPr>
-        <w:t xml:space="preserve">13 h 42 - 13 h 45  </w:t>
+        <w:t xml:space="preserve">13 h 12 - 13 h 17  </w:t>
+      </w:r>
+      <w:r>
+        <w:rPr>
+          <w:rFonts w:ascii="Calibri" w:cs="Calibri" w:eastAsia="Calibri" w:hAnsi="Calibri"/>
+          <w:sz w:val="20"/>
+          <w:szCs w:val="20"/>
+        </w:rPr>
+        <w:t xml:space="preserve">  Exécution, au vidéoprojecteur, du programme d'accueil déjà installé sur les postes. Puis une erreur provoquée volontairement par l'enseignant, lue, expliquée et réparée devant la classe : l'objectif est d'enlever la peur de l'erreur.</w:t>
+      </w:r>
+    </w:p>
+    <w:p>
+      <w:pPr>
+        <w:pStyle w:val="ListParagraph"/>
+        <w:numPr>
+          <w:ilvl w:val="0"/>
+          <w:numId w:val="1"/>
+        </w:numPr>
+        <w:spacing w:after="60"/>
+      </w:pPr>
+      <w:r>
+        <w:rPr>
+          <w:rFonts w:ascii="Calibri" w:cs="Calibri" w:eastAsia="Calibri" w:hAnsi="Calibri"/>
+          <w:b/>
+          <w:bCs/>
+          <w:sz w:val="20"/>
+          <w:szCs w:val="20"/>
+        </w:rPr>
+        <w:t xml:space="preserve">13 h 17 - 13 h 25  </w:t>
+      </w:r>
+      <w:r>
+        <w:rPr>
+          <w:rFonts w:ascii="Calibri" w:cs="Calibri" w:eastAsia="Calibri" w:hAnsi="Calibri"/>
+          <w:sz w:val="20"/>
+          <w:szCs w:val="20"/>
+        </w:rPr>
+        <w:t xml:space="preserve">  Chaque élève exécute le programme sur son poste et y inscrit son prénom. Objectif : la totalité des élèves a vu s'exécuter un programme qu'ils ont modifié.</w:t>
+      </w:r>
+    </w:p>
+    <w:p>
+      <w:pPr>
+        <w:pStyle w:val="ListParagraph"/>
+        <w:numPr>
+          <w:ilvl w:val="0"/>
+          <w:numId w:val="1"/>
+        </w:numPr>
+        <w:spacing w:after="60"/>
+      </w:pPr>
+      <w:r>
+        <w:rPr>
+          <w:rFonts w:ascii="Calibri" w:cs="Calibri" w:eastAsia="Calibri" w:hAnsi="Calibri"/>
+          <w:b/>
+          <w:bCs/>
+          <w:sz w:val="20"/>
+          <w:szCs w:val="20"/>
+        </w:rPr>
+        <w:t xml:space="preserve">13 h 25 - 13 h 33  </w:t>
+      </w:r>
+      <w:r>
+        <w:rPr>
+          <w:rFonts w:ascii="Calibri" w:cs="Calibri" w:eastAsia="Calibri" w:hAnsi="Calibri"/>
+          <w:sz w:val="20"/>
+          <w:szCs w:val="20"/>
+        </w:rPr>
+        <w:t xml:space="preserve">  Notion du jour, au vidéoprojecteur : la variable, présentée comme une boîte portant une étiquette, puis la saisie du joueur — le programme pose une question, attend la réponse et la conserve.</w:t>
+      </w:r>
+    </w:p>
+    <w:p>
+      <w:pPr>
+        <w:pStyle w:val="ListParagraph"/>
+        <w:numPr>
+          <w:ilvl w:val="0"/>
+          <w:numId w:val="1"/>
+        </w:numPr>
+        <w:spacing w:after="60"/>
+      </w:pPr>
+      <w:r>
+        <w:rPr>
+          <w:rFonts w:ascii="Calibri" w:cs="Calibri" w:eastAsia="Calibri" w:hAnsi="Calibri"/>
+          <w:b/>
+          <w:bCs/>
+          <w:sz w:val="20"/>
+          <w:szCs w:val="20"/>
+        </w:rPr>
+        <w:t xml:space="preserve">13 h 33 - 13 h 47  </w:t>
+      </w:r>
+      <w:r>
+        <w:rPr>
+          <w:rFonts w:ascii="Calibri" w:cs="Calibri" w:eastAsia="Calibri" w:hAnsi="Calibri"/>
+          <w:sz w:val="20"/>
+          <w:szCs w:val="20"/>
+        </w:rPr>
+        <w:t xml:space="preserve">  Travail des élèves : leur programme pose une question au joueur et lui répond en utilisant son nom. Un fichier de départ déjà fonctionnel est installé sur chaque poste, de manière qu'aucun élève ne reste devant un écran vide. Un exercice supplémentaire est prévu pour ceux qui terminent avant l'heure.</w:t>
+      </w:r>
+    </w:p>
+    <w:p>
+      <w:pPr>
+        <w:pStyle w:val="ListParagraph"/>
+        <w:numPr>
+          <w:ilvl w:val="0"/>
+          <w:numId w:val="1"/>
+        </w:numPr>
+        <w:spacing w:after="60"/>
+      </w:pPr>
+      <w:r>
+        <w:rPr>
+          <w:rFonts w:ascii="Calibri" w:cs="Calibri" w:eastAsia="Calibri" w:hAnsi="Calibri"/>
+          <w:b/>
+          <w:bCs/>
+          <w:sz w:val="20"/>
+          <w:szCs w:val="20"/>
+        </w:rPr>
+        <w:t xml:space="preserve">13 h 47 - 13 h 50  </w:t>
       </w:r>
       <w:r>
         <w:rPr>
@@ -1400,7 +1428,7 @@
           <w:sz w:val="22"/>
           <w:szCs w:val="22"/>
         </w:rPr>
-        <w:t xml:space="preserve">13 h 45 - 14 h   </w:t>
+        <w:t xml:space="preserve">13 h 50 - 14 h   </w:t>
       </w:r>
       <w:r>
         <w:rPr>
@@ -1428,61 +1456,43 @@
           <w:sz w:val="20"/>
           <w:szCs w:val="20"/>
         </w:rPr>
-        <w:t xml:space="preserve">Remise des badges de la séance. Chaque élève en reçoit au moins un.</w:t>
-      </w:r>
-    </w:p>
-    <w:p>
-      <w:pPr>
-        <w:pStyle w:val="ListParagraph"/>
-        <w:numPr>
-          <w:ilvl w:val="0"/>
-          <w:numId w:val="1"/>
-        </w:numPr>
-        <w:spacing w:after="60"/>
-      </w:pPr>
-      <w:r>
-        <w:rPr>
-          <w:rFonts w:ascii="Calibri" w:cs="Calibri" w:eastAsia="Calibri" w:hAnsi="Calibri"/>
-          <w:sz w:val="20"/>
-          <w:szCs w:val="20"/>
-        </w:rPr>
-        <w:t xml:space="preserve">Avancement du Mur de Mission : chaque élève inscrit son nom sur la case de la séance.</w:t>
-      </w:r>
-    </w:p>
-    <w:p>
-      <w:pPr>
-        <w:pStyle w:val="ListParagraph"/>
-        <w:numPr>
-          <w:ilvl w:val="0"/>
-          <w:numId w:val="1"/>
-        </w:numPr>
-        <w:spacing w:after="60"/>
-      </w:pPr>
-      <w:r>
-        <w:rPr>
-          <w:rFonts w:ascii="Calibri" w:cs="Calibri" w:eastAsia="Calibri" w:hAnsi="Calibri"/>
-          <w:sz w:val="20"/>
-          <w:szCs w:val="20"/>
-        </w:rPr>
-        <w:t xml:space="preserve">Dépôt par chaque élève de deux papiers anonymes : une chose comprise, une chose non comprise. Ils sont lus le soir même et déterminent l'ouverture de la séance suivante.</w:t>
-      </w:r>
-    </w:p>
-    <w:p>
-      <w:pPr>
-        <w:pStyle w:val="ListParagraph"/>
-        <w:numPr>
-          <w:ilvl w:val="0"/>
-          <w:numId w:val="1"/>
-        </w:numPr>
-        <w:spacing w:after="60"/>
-      </w:pPr>
-      <w:r>
-        <w:rPr>
-          <w:rFonts w:ascii="Calibri" w:cs="Calibri" w:eastAsia="Calibri" w:hAnsi="Calibri"/>
-          <w:sz w:val="20"/>
-          <w:szCs w:val="20"/>
-        </w:rPr>
-        <w:t xml:space="preserve">Annonce de la séance 3 : le programme demandera son nom au joueur.</w:t>
+        <w:t xml:space="preserve">Avancement du Mur de Mission : la classe franchit la case de la séance.</w:t>
+      </w:r>
+    </w:p>
+    <w:p>
+      <w:pPr>
+        <w:pStyle w:val="ListParagraph"/>
+        <w:numPr>
+          <w:ilvl w:val="0"/>
+          <w:numId w:val="1"/>
+        </w:numPr>
+        <w:spacing w:after="60"/>
+      </w:pPr>
+      <w:r>
+        <w:rPr>
+          <w:rFonts w:ascii="Calibri" w:cs="Calibri" w:eastAsia="Calibri" w:hAnsi="Calibri"/>
+          <w:sz w:val="20"/>
+          <w:szCs w:val="20"/>
+        </w:rPr>
+        <w:t xml:space="preserve">Question posée à la classe : ce qui a été compris, et ce dont les élèves ne sont pas encore sûrs. Les réponses sont consignées le soir même et déterminent l'ouverture de la séance suivante.</w:t>
+      </w:r>
+    </w:p>
+    <w:p>
+      <w:pPr>
+        <w:pStyle w:val="ListParagraph"/>
+        <w:numPr>
+          <w:ilvl w:val="0"/>
+          <w:numId w:val="1"/>
+        </w:numPr>
+        <w:spacing w:after="60"/>
+      </w:pPr>
+      <w:r>
+        <w:rPr>
+          <w:rFonts w:ascii="Calibri" w:cs="Calibri" w:eastAsia="Calibri" w:hAnsi="Calibri"/>
+          <w:sz w:val="20"/>
+          <w:szCs w:val="20"/>
+        </w:rPr>
+        <w:t xml:space="preserve">Annonce de la séance 3 : le programme demandera le nom des deux joueurs.</w:t>
       </w:r>
     </w:p>
     <w:p>
@@ -1500,7 +1510,7 @@
           <w:sz w:val="19"/>
           <w:szCs w:val="19"/>
         </w:rPr>
-        <w:t xml:space="preserve">À l'issue de cette séance, chaque élève a écrit, enregistré et exécuté son premier programme, sait lire un message d'erreur sans en avoir peur, et connaît la méthode de travail qui sera celle des vingt séances suivantes.</w:t>
+        <w:t xml:space="preserve">À l'issue de cette séance, chaque élève a écrit, enregistré et exécuté son premier programme, sait lire un message d'erreur sans en avoir peur, et son programme dialogue avec le joueur.</w:t>
       </w:r>
     </w:p>
     <w:sectPr>

--- a/2-seances/S02-premier-contact/a-envoyer/deroule-seance-2.docx
+++ b/2-seances/S02-premier-contact/a-envoyer/deroule-seance-2.docx
@@ -317,7 +317,7 @@
                 <w:sz w:val="20"/>
                 <w:szCs w:val="20"/>
               </w:rPr>
-              <w:t xml:space="preserve">12 h 15 - 12 h 25</w:t>
+              <w:t xml:space="preserve">12 h 15 - 12 h 22</w:t>
             </w:r>
           </w:p>
         </w:tc>
@@ -362,7 +362,7 @@
                 <w:sz w:val="20"/>
                 <w:szCs w:val="20"/>
               </w:rPr>
-              <w:t xml:space="preserve">10 min</w:t>
+              <w:t xml:space="preserve">7 min</w:t>
             </w:r>
           </w:p>
         </w:tc>
@@ -387,7 +387,7 @@
                 <w:sz w:val="20"/>
                 <w:szCs w:val="20"/>
               </w:rPr>
-              <w:t xml:space="preserve">12 h 25 - 12 h 45</w:t>
+              <w:t xml:space="preserve">12 h 22 - 12 h 40</w:t>
             </w:r>
           </w:p>
         </w:tc>
@@ -432,7 +432,7 @@
                 <w:sz w:val="20"/>
                 <w:szCs w:val="20"/>
               </w:rPr>
-              <w:t xml:space="preserve">20 min</w:t>
+              <w:t xml:space="preserve">18 min</w:t>
             </w:r>
           </w:p>
         </w:tc>
@@ -457,7 +457,7 @@
                 <w:sz w:val="20"/>
                 <w:szCs w:val="20"/>
               </w:rPr>
-              <w:t xml:space="preserve">12 h 45 - 12 h 55</w:t>
+              <w:t xml:space="preserve">12 h 40 - 12 h 50</w:t>
             </w:r>
           </w:p>
         </w:tc>
@@ -527,7 +527,7 @@
                 <w:sz w:val="20"/>
                 <w:szCs w:val="20"/>
               </w:rPr>
-              <w:t xml:space="preserve">12 h 55 - 13 h 05</w:t>
+              <w:t xml:space="preserve">12 h 50 - 13 h</w:t>
             </w:r>
           </w:p>
         </w:tc>
@@ -597,7 +597,7 @@
                 <w:sz w:val="20"/>
                 <w:szCs w:val="20"/>
               </w:rPr>
-              <w:t xml:space="preserve">13 h 05 - 13 h 50</w:t>
+              <w:t xml:space="preserve">13 h - 13 h 50</w:t>
             </w:r>
           </w:p>
         </w:tc>
@@ -618,7 +618,7 @@
                 <w:sz w:val="20"/>
                 <w:szCs w:val="20"/>
               </w:rPr>
-              <w:t xml:space="preserve">Premier contact machine, et le programme demande son nom au joueur</w:t>
+              <w:t xml:space="preserve">Premier contact machine : afficher, puis dialoguer avec le joueur</w:t>
             </w:r>
           </w:p>
         </w:tc>
@@ -642,7 +642,7 @@
                 <w:sz w:val="20"/>
                 <w:szCs w:val="20"/>
               </w:rPr>
-              <w:t xml:space="preserve">45 min</w:t>
+              <w:t xml:space="preserve">50 min</w:t>
             </w:r>
           </w:p>
         </w:tc>
@@ -814,7 +814,7 @@
           <w:sz w:val="20"/>
           <w:szCs w:val="20"/>
         </w:rPr>
-        <w:t xml:space="preserve">Annonce du déroulé de la séance, avec l'objectif principal : à 13 h 05, tous les élèves sont devant une machine.</w:t>
+        <w:t xml:space="preserve">Annonce du déroulé de la séance, avec l'objectif principal : à 13 h, tous les élèves sont devant une machine.</w:t>
       </w:r>
     </w:p>
     <w:p>
@@ -834,7 +834,7 @@
           <w:sz w:val="22"/>
           <w:szCs w:val="22"/>
         </w:rPr>
-        <w:t xml:space="preserve">12 h 15 - 12 h 25   </w:t>
+        <w:t xml:space="preserve">12 h 15 - 12 h 22   </w:t>
       </w:r>
       <w:r>
         <w:rPr>
@@ -918,7 +918,7 @@
           <w:sz w:val="22"/>
           <w:szCs w:val="22"/>
         </w:rPr>
-        <w:t xml:space="preserve">12 h 25 - 12 h 45   </w:t>
+        <w:t xml:space="preserve">12 h 22 - 12 h 40   </w:t>
       </w:r>
       <w:r>
         <w:rPr>
@@ -1018,7 +1018,7 @@
           <w:sz w:val="22"/>
           <w:szCs w:val="22"/>
         </w:rPr>
-        <w:t xml:space="preserve">12 h 45 - 12 h 55   </w:t>
+        <w:t xml:space="preserve">12 h 40 - 12 h 50   </w:t>
       </w:r>
       <w:r>
         <w:rPr>
@@ -1148,7 +1148,7 @@
           <w:sz w:val="22"/>
           <w:szCs w:val="22"/>
         </w:rPr>
-        <w:t xml:space="preserve">12 h 55 - 13 h 05   </w:t>
+        <w:t xml:space="preserve">12 h 50 - 13 h   </w:t>
       </w:r>
       <w:r>
         <w:rPr>
@@ -1196,7 +1196,7 @@
           <w:sz w:val="22"/>
           <w:szCs w:val="22"/>
         </w:rPr>
-        <w:t xml:space="preserve">13 h 05 - 13 h 50   </w:t>
+        <w:t xml:space="preserve">13 h - 13 h 50   </w:t>
       </w:r>
       <w:r>
         <w:rPr>
@@ -1206,7 +1206,7 @@
           <w:sz w:val="22"/>
           <w:szCs w:val="22"/>
         </w:rPr>
-        <w:t xml:space="preserve">Premier contact machine, et le programme demande son nom au joueur</w:t>
+        <w:t xml:space="preserve">Premier contact machine : afficher, puis dialoguer avec le joueur</w:t>
       </w:r>
     </w:p>
     <w:p>
@@ -1222,27 +1222,27 @@
           <w:sz w:val="19"/>
           <w:szCs w:val="19"/>
         </w:rPr>
-        <w:t xml:space="preserve">Bloc principal de la séance. Le premier contact machine n'avait pas pu être conduit en séance 1 ; la notion du jour, la variable et la saisie du joueur, s'y ajoute.</w:t>
-      </w:r>
-    </w:p>
-    <w:p>
-      <w:pPr>
-        <w:pStyle w:val="ListParagraph"/>
-        <w:numPr>
-          <w:ilvl w:val="0"/>
-          <w:numId w:val="1"/>
-        </w:numPr>
-        <w:spacing w:after="60"/>
-      </w:pPr>
-      <w:r>
-        <w:rPr>
-          <w:rFonts w:ascii="Calibri" w:cs="Calibri" w:eastAsia="Calibri" w:hAnsi="Calibri"/>
-          <w:b/>
-          <w:bCs/>
-          <w:sz w:val="20"/>
-          <w:szCs w:val="20"/>
-        </w:rPr>
-        <w:t xml:space="preserve">13 h 05 - 13 h 12  </w:t>
+        <w:t xml:space="preserve">Bloc principal de la séance. Il réunit la pratique qui n'avait pas pu être conduite en séance 1 et la notion prévue pour la séance 2. Il est construit en deux moitiés identiques : une démonstration de huit minutes au vidéoprojecteur, suivie de douze minutes de travail sur les postes.</w:t>
+      </w:r>
+    </w:p>
+    <w:p>
+      <w:pPr>
+        <w:pStyle w:val="ListParagraph"/>
+        <w:numPr>
+          <w:ilvl w:val="0"/>
+          <w:numId w:val="1"/>
+        </w:numPr>
+        <w:spacing w:after="60"/>
+      </w:pPr>
+      <w:r>
+        <w:rPr>
+          <w:rFonts w:ascii="Calibri" w:cs="Calibri" w:eastAsia="Calibri" w:hAnsi="Calibri"/>
+          <w:b/>
+          <w:bCs/>
+          <w:sz w:val="20"/>
+          <w:szCs w:val="20"/>
+        </w:rPr>
+        <w:t xml:space="preserve">13 h - 13 h 07  </w:t>
       </w:r>
       <w:r>
         <w:rPr>
@@ -1270,99 +1270,99 @@
           <w:sz w:val="20"/>
           <w:szCs w:val="20"/>
         </w:rPr>
-        <w:t xml:space="preserve">13 h 12 - 13 h 17  </w:t>
-      </w:r>
-      <w:r>
-        <w:rPr>
-          <w:rFonts w:ascii="Calibri" w:cs="Calibri" w:eastAsia="Calibri" w:hAnsi="Calibri"/>
-          <w:sz w:val="20"/>
-          <w:szCs w:val="20"/>
-        </w:rPr>
-        <w:t xml:space="preserve">  Exécution, au vidéoprojecteur, du programme d'accueil déjà installé sur les postes. Puis une erreur provoquée volontairement par l'enseignant, lue, expliquée et réparée devant la classe : l'objectif est d'enlever la peur de l'erreur.</w:t>
-      </w:r>
-    </w:p>
-    <w:p>
-      <w:pPr>
-        <w:pStyle w:val="ListParagraph"/>
-        <w:numPr>
-          <w:ilvl w:val="0"/>
-          <w:numId w:val="1"/>
-        </w:numPr>
-        <w:spacing w:after="60"/>
-      </w:pPr>
-      <w:r>
-        <w:rPr>
-          <w:rFonts w:ascii="Calibri" w:cs="Calibri" w:eastAsia="Calibri" w:hAnsi="Calibri"/>
-          <w:b/>
-          <w:bCs/>
-          <w:sz w:val="20"/>
-          <w:szCs w:val="20"/>
-        </w:rPr>
-        <w:t xml:space="preserve">13 h 17 - 13 h 25  </w:t>
-      </w:r>
-      <w:r>
-        <w:rPr>
-          <w:rFonts w:ascii="Calibri" w:cs="Calibri" w:eastAsia="Calibri" w:hAnsi="Calibri"/>
-          <w:sz w:val="20"/>
-          <w:szCs w:val="20"/>
-        </w:rPr>
-        <w:t xml:space="preserve">  Chaque élève exécute le programme sur son poste et y inscrit son prénom. Objectif : la totalité des élèves a vu s'exécuter un programme qu'ils ont modifié.</w:t>
-      </w:r>
-    </w:p>
-    <w:p>
-      <w:pPr>
-        <w:pStyle w:val="ListParagraph"/>
-        <w:numPr>
-          <w:ilvl w:val="0"/>
-          <w:numId w:val="1"/>
-        </w:numPr>
-        <w:spacing w:after="60"/>
-      </w:pPr>
-      <w:r>
-        <w:rPr>
-          <w:rFonts w:ascii="Calibri" w:cs="Calibri" w:eastAsia="Calibri" w:hAnsi="Calibri"/>
-          <w:b/>
-          <w:bCs/>
-          <w:sz w:val="20"/>
-          <w:szCs w:val="20"/>
-        </w:rPr>
-        <w:t xml:space="preserve">13 h 25 - 13 h 33  </w:t>
-      </w:r>
-      <w:r>
-        <w:rPr>
-          <w:rFonts w:ascii="Calibri" w:cs="Calibri" w:eastAsia="Calibri" w:hAnsi="Calibri"/>
-          <w:sz w:val="20"/>
-          <w:szCs w:val="20"/>
-        </w:rPr>
-        <w:t xml:space="preserve">  Notion du jour, au vidéoprojecteur : la variable, présentée comme une boîte portant une étiquette, puis la saisie du joueur — le programme pose une question, attend la réponse et la conserve.</w:t>
-      </w:r>
-    </w:p>
-    <w:p>
-      <w:pPr>
-        <w:pStyle w:val="ListParagraph"/>
-        <w:numPr>
-          <w:ilvl w:val="0"/>
-          <w:numId w:val="1"/>
-        </w:numPr>
-        <w:spacing w:after="60"/>
-      </w:pPr>
-      <w:r>
-        <w:rPr>
-          <w:rFonts w:ascii="Calibri" w:cs="Calibri" w:eastAsia="Calibri" w:hAnsi="Calibri"/>
-          <w:b/>
-          <w:bCs/>
-          <w:sz w:val="20"/>
-          <w:szCs w:val="20"/>
-        </w:rPr>
-        <w:t xml:space="preserve">13 h 33 - 13 h 47  </w:t>
-      </w:r>
-      <w:r>
-        <w:rPr>
-          <w:rFonts w:ascii="Calibri" w:cs="Calibri" w:eastAsia="Calibri" w:hAnsi="Calibri"/>
-          <w:sz w:val="20"/>
-          <w:szCs w:val="20"/>
-        </w:rPr>
-        <w:t xml:space="preserve">  Travail des élèves : leur programme pose une question au joueur et lui répond en utilisant son nom. Un fichier de départ déjà fonctionnel est installé sur chaque poste, de manière qu'aucun élève ne reste devant un écran vide. Un exercice supplémentaire est prévu pour ceux qui terminent avant l'heure.</w:t>
+        <w:t xml:space="preserve">13 h 07 - 13 h 15  </w:t>
+      </w:r>
+      <w:r>
+        <w:rPr>
+          <w:rFonts w:ascii="Calibri" w:cs="Calibri" w:eastAsia="Calibri" w:hAnsi="Calibri"/>
+          <w:sz w:val="20"/>
+          <w:szCs w:val="20"/>
+        </w:rPr>
+        <w:t xml:space="preserve">  Première démonstration : la commande d'affichage, la lecture du programme ligne par ligne, puis une erreur provoquée volontairement par l'enseignant, lue, expliquée et réparée devant la classe. Cet exercice a pour objectif d'enlever la peur de l'erreur.</w:t>
+      </w:r>
+    </w:p>
+    <w:p>
+      <w:pPr>
+        <w:pStyle w:val="ListParagraph"/>
+        <w:numPr>
+          <w:ilvl w:val="0"/>
+          <w:numId w:val="1"/>
+        </w:numPr>
+        <w:spacing w:after="60"/>
+      </w:pPr>
+      <w:r>
+        <w:rPr>
+          <w:rFonts w:ascii="Calibri" w:cs="Calibri" w:eastAsia="Calibri" w:hAnsi="Calibri"/>
+          <w:b/>
+          <w:bCs/>
+          <w:sz w:val="20"/>
+          <w:szCs w:val="20"/>
+        </w:rPr>
+        <w:t xml:space="preserve">13 h 15 - 13 h 27  </w:t>
+      </w:r>
+      <w:r>
+        <w:rPr>
+          <w:rFonts w:ascii="Calibri" w:cs="Calibri" w:eastAsia="Calibri" w:hAnsi="Calibri"/>
+          <w:sz w:val="20"/>
+          <w:szCs w:val="20"/>
+        </w:rPr>
+        <w:t xml:space="preserve">  Premier atelier : chaque élève complète et exécute l'écran d'accueil du jeu, avec son prénom. Le fichier installé sur les postes est déjà fonctionnel, de manière qu'aucun élève ne reste devant un écran vide. Il comporte un arrêt explicite au milieu : les élèves attendent l'enseignant avant d'aborder la seconde partie.</w:t>
+      </w:r>
+    </w:p>
+    <w:p>
+      <w:pPr>
+        <w:pStyle w:val="ListParagraph"/>
+        <w:numPr>
+          <w:ilvl w:val="0"/>
+          <w:numId w:val="1"/>
+        </w:numPr>
+        <w:spacing w:after="60"/>
+      </w:pPr>
+      <w:r>
+        <w:rPr>
+          <w:rFonts w:ascii="Calibri" w:cs="Calibri" w:eastAsia="Calibri" w:hAnsi="Calibri"/>
+          <w:b/>
+          <w:bCs/>
+          <w:sz w:val="20"/>
+          <w:szCs w:val="20"/>
+        </w:rPr>
+        <w:t xml:space="preserve">13 h 27 - 13 h 35  </w:t>
+      </w:r>
+      <w:r>
+        <w:rPr>
+          <w:rFonts w:ascii="Calibri" w:cs="Calibri" w:eastAsia="Calibri" w:hAnsi="Calibri"/>
+          <w:sz w:val="20"/>
+          <w:szCs w:val="20"/>
+        </w:rPr>
+        <w:t xml:space="preserve">  Seconde démonstration : la variable, présentée comme une boîte portant une étiquette, puis la saisie du joueur — le programme pose une question, attend la réponse et la conserve pour s'en servir.</w:t>
+      </w:r>
+    </w:p>
+    <w:p>
+      <w:pPr>
+        <w:pStyle w:val="ListParagraph"/>
+        <w:numPr>
+          <w:ilvl w:val="0"/>
+          <w:numId w:val="1"/>
+        </w:numPr>
+        <w:spacing w:after="60"/>
+      </w:pPr>
+      <w:r>
+        <w:rPr>
+          <w:rFonts w:ascii="Calibri" w:cs="Calibri" w:eastAsia="Calibri" w:hAnsi="Calibri"/>
+          <w:b/>
+          <w:bCs/>
+          <w:sz w:val="20"/>
+          <w:szCs w:val="20"/>
+        </w:rPr>
+        <w:t xml:space="preserve">13 h 35 - 13 h 47  </w:t>
+      </w:r>
+      <w:r>
+        <w:rPr>
+          <w:rFonts w:ascii="Calibri" w:cs="Calibri" w:eastAsia="Calibri" w:hAnsi="Calibri"/>
+          <w:sz w:val="20"/>
+          <w:szCs w:val="20"/>
+        </w:rPr>
+        <w:t xml:space="preserve">  Second atelier : le programme de chaque élève pose une question au joueur et lui répond en utilisant son nom. Un exercice supplémentaire est prévu pour ceux qui terminent avant l'heure.</w:t>
       </w:r>
     </w:p>
     <w:p>
@@ -1510,7 +1510,7 @@
           <w:sz w:val="19"/>
           <w:szCs w:val="19"/>
         </w:rPr>
-        <w:t xml:space="preserve">À l'issue de cette séance, chaque élève a écrit, enregistré et exécuté son premier programme, sait lire un message d'erreur sans en avoir peur, et son programme dialogue avec le joueur.</w:t>
+        <w:t xml:space="preserve">À l'issue de cette séance, chaque élève a écrit, enregistré et exécuté son premier programme, sait lire un message d'erreur sans en avoir peur, et son programme dialogue avec le joueur : il affiche un écran d'accueil, demande son nom au joueur et lui répond.</w:t>
       </w:r>
     </w:p>
     <w:sectPr>
